--- a/ML_System_Design/ML_SD_M13_Search_Ranking.docx
+++ b/ML_System_Design/ML_SD_M13_Search_Ranking.docx
@@ -862,7 +862,7 @@
       <w:r>
         <w:drawing>
           <wp:inline>
-            <wp:extent cx="5334000" cy="2750170"/>
+            <wp:extent cx="5727700" cy="2953159"/>
             <wp:effectExtent b="0" l="0" r="0" t="0"/>
             <wp:docPr descr="Left: three documents. Right: the inverted index maps each term to the list of documents that contain it. A query looks up terms and intersects their posting lists in milliseconds." title="" id="11" name="Picture"/>
             <a:graphic>
@@ -883,7 +883,7 @@
                   <pic:spPr bwMode="auto">
                     <a:xfrm>
                       <a:off x="0" y="0"/>
-                      <a:ext cx="5334000" cy="2750170"/>
+                      <a:ext cx="5727700" cy="2953159"/>
                     </a:xfrm>
                     <a:prstGeom prst="rect">
                       <a:avLst/>
@@ -2071,7 +2071,7 @@
       <w:r>
         <w:drawing>
           <wp:inline>
-            <wp:extent cx="5334000" cy="2750170"/>
+            <wp:extent cx="5727700" cy="2953159"/>
             <wp:effectExtent b="0" l="0" r="0" t="0"/>
             <wp:docPr descr="TF-IDF grows linearly with term frequency and has no length normalization, so it over-rewards repetition and long documents. BM25 saturates term frequency (via k1) and normalizes by document length (via b), so it ranks better." title="" id="16" name="Picture"/>
             <a:graphic>
@@ -2092,7 +2092,7 @@
                   <pic:spPr bwMode="auto">
                     <a:xfrm>
                       <a:off x="0" y="0"/>
-                      <a:ext cx="5334000" cy="2750170"/>
+                      <a:ext cx="5727700" cy="2953159"/>
                     </a:xfrm>
                     <a:prstGeom prst="rect">
                       <a:avLst/>
@@ -2351,7 +2351,7 @@
       <w:r>
         <w:drawing>
           <wp:inline>
-            <wp:extent cx="5334000" cy="2750170"/>
+            <wp:extent cx="5727700" cy="2953159"/>
             <wp:effectExtent b="0" l="0" r="0" t="0"/>
             <wp:docPr descr="Three learning-to-rank families. Pointwise scores each document alone as a regression problem. Pairwise learns the correct order of document pairs (RankNet). Listwise optimizes the whole ranked list at once (LambdaMART), aligned with NDCG. Left to right is weaker to stronger for ranking." title="" id="21" name="Picture"/>
             <a:graphic>
@@ -2372,7 +2372,7 @@
                   <pic:spPr bwMode="auto">
                     <a:xfrm>
                       <a:off x="0" y="0"/>
-                      <a:ext cx="5334000" cy="2750170"/>
+                      <a:ext cx="5727700" cy="2953159"/>
                     </a:xfrm>
                     <a:prstGeom prst="rect">
                       <a:avLst/>
@@ -3468,7 +3468,7 @@
       <w:r>
         <w:drawing>
           <wp:inline>
-            <wp:extent cx="5334000" cy="2506946"/>
+            <wp:extent cx="5727700" cy="2691982"/>
             <wp:effectExtent b="0" l="0" r="0" t="0"/>
             <wp:docPr descr="Dense retrieval with a dual-encoder. A query encoder maps the query to a vector; a doc encoder maps every document to a vector, precomputed and indexed. An ANN index finds the nearest doc vectors to the query vector and returns the top-K. Cross-links to two-tower (M12) and vector DBs (M16)." title="" id="31" name="Picture"/>
             <a:graphic>
@@ -3489,7 +3489,7 @@
                   <pic:spPr bwMode="auto">
                     <a:xfrm>
                       <a:off x="0" y="0"/>
-                      <a:ext cx="5334000" cy="2506946"/>
+                      <a:ext cx="5727700" cy="2691982"/>
                     </a:xfrm>
                     <a:prstGeom prst="rect">
                       <a:avLst/>
@@ -3995,7 +3995,7 @@
       <w:r>
         <w:drawing>
           <wp:inline>
-            <wp:extent cx="5334000" cy="2413927"/>
+            <wp:extent cx="5727700" cy="2592097"/>
             <wp:effectExtent b="0" l="0" r="0" t="0"/>
             <wp:docPr descr="The multi-stage ranking funnel. Retrieval narrows millions to about 1000 using cheap methods (BM25 / ANN). Pre-rank narrows to about 100 with a light model. Rank narrows to about 10 with a heavy model and many features. Re-rank applies business rules, diversity, and freshness to set the final order. Each stage keeps fewer items but spends more compute per item, so the total stays inside the latency budget." title="" id="38" name="Picture"/>
             <a:graphic>
@@ -4016,7 +4016,7 @@
                   <pic:spPr bwMode="auto">
                     <a:xfrm>
                       <a:off x="0" y="0"/>
-                      <a:ext cx="5334000" cy="2413927"/>
+                      <a:ext cx="5727700" cy="2592097"/>
                     </a:xfrm>
                     <a:prstGeom prst="rect">
                       <a:avLst/>
@@ -4436,7 +4436,7 @@
       <w:r>
         <w:drawing>
           <wp:inline>
-            <wp:extent cx="5334000" cy="2750170"/>
+            <wp:extent cx="5727700" cy="2953159"/>
             <wp:effectExtent b="0" l="0" r="0" t="0"/>
             <wp:docPr descr="Beyond the raw query, three signal sources feed the ranking model. Query understanding does spell correction, intent detection, and synonym expansion. Personalization adds user history and location. Freshness adds recency and trending. Good search fuses query meaning, who is asking, and how fresh results must be." title="" id="44" name="Picture"/>
             <a:graphic>
@@ -4457,7 +4457,7 @@
                   <pic:spPr bwMode="auto">
                     <a:xfrm>
                       <a:off x="0" y="0"/>
-                      <a:ext cx="5334000" cy="2750170"/>
+                      <a:ext cx="5727700" cy="2953159"/>
                     </a:xfrm>
                     <a:prstGeom prst="rect">
                       <a:avLst/>
@@ -5372,7 +5372,7 @@
       <w:r>
         <w:drawing>
           <wp:inline>
-            <wp:extent cx="5334000" cy="2750170"/>
+            <wp:extent cx="5727700" cy="2953159"/>
             <wp:effectExtent b="0" l="0" r="0" t="0"/>
             <wp:docPr descr="NDCG worked example. For a ranking with relevance grades 3, 2, 3, 0, each gain is divided by log2(1+rank): 3.00, 1.26, 1.50, 0.00, summing to DCG = 5.76. NDCG is DCG divided by the ideal DCG, landing in [0, 1]." title="" id="53" name="Picture"/>
             <a:graphic>
@@ -5393,7 +5393,7 @@
                   <pic:spPr bwMode="auto">
                     <a:xfrm>
                       <a:off x="0" y="0"/>
-                      <a:ext cx="5334000" cy="2750170"/>
+                      <a:ext cx="5727700" cy="2953159"/>
                     </a:xfrm>
                     <a:prstGeom prst="rect">
                       <a:avLst/>
@@ -6356,7 +6356,7 @@
       <w:r>
         <w:drawing>
           <wp:inline>
-            <wp:extent cx="5334000" cy="2750170"/>
+            <wp:extent cx="5727700" cy="2953159"/>
             <wp:effectExtent b="0" l="0" r="0" t="0"/>
             <wp:docPr descr="End-to-end product search ranking design. A user query plus context goes to retrieval (BM25 + ANN), then to a rank stage (LambdaMART or neural), then to a re-rank stage for freshness and diversity, producing the results page. Logs of clicks and purchases feed a retrain loop back to the model. Offline evaluation uses NDCG; online uses A/B tests of click-through and conversion." title="" id="59" name="Picture"/>
             <a:graphic>
@@ -6377,7 +6377,7 @@
                   <pic:spPr bwMode="auto">
                     <a:xfrm>
                       <a:off x="0" y="0"/>
-                      <a:ext cx="5334000" cy="2750170"/>
+                      <a:ext cx="5727700" cy="2953159"/>
                     </a:xfrm>
                     <a:prstGeom prst="rect">
                       <a:avLst/>
@@ -10064,6 +10064,8 @@
       <w:footnotePr>
         <w:numRestart w:val="eachSect"/>
       </w:footnotePr>
+      <w:pgSz w:h="16838" w:w="11906"/>
+      <w:pgMar w:bottom="1440" w:footer="720" w:gutter="0" w:header="720" w:left="1440" w:right="1440" w:top="1440"/>
     </w:sectPr>
   </w:body>
 </w:document>
